--- a/doc/Манцевич Титульник основной.docx
+++ b/doc/Манцевич Титульник основной.docx
@@ -427,7 +427,13 @@
         <w:rPr>
           <w:rFonts w:ascii="Times New Roman" w:hAnsi="Times New Roman"/>
         </w:rPr>
-        <w:t>37</w:t>
+        <w:t>3</w:t>
+      </w:r>
+      <w:r>
+        <w:rPr>
+          <w:rFonts w:ascii="Times New Roman" w:hAnsi="Times New Roman"/>
+        </w:rPr>
+        <w:t>9</w:t>
       </w:r>
     </w:p>
     <w:p>

--- a/doc/Манцевич Титульник основной.docx
+++ b/doc/Манцевич Титульник основной.docx
@@ -427,13 +427,7 @@
         <w:rPr>
           <w:rFonts w:ascii="Times New Roman" w:hAnsi="Times New Roman"/>
         </w:rPr>
-        <w:t>3</w:t>
-      </w:r>
-      <w:r>
-        <w:rPr>
-          <w:rFonts w:ascii="Times New Roman" w:hAnsi="Times New Roman"/>
-        </w:rPr>
-        <w:t>9</w:t>
+        <w:t>46</w:t>
       </w:r>
     </w:p>
     <w:p>
@@ -536,14 +530,12 @@
         </w:rPr>
         <w:t xml:space="preserve">.С. </w:t>
       </w:r>
-      <w:proofErr w:type="spellStart"/>
       <w:r>
         <w:rPr>
           <w:rFonts w:ascii="Times New Roman" w:hAnsi="Times New Roman"/>
         </w:rPr>
         <w:t>Манцевич</w:t>
       </w:r>
-      <w:proofErr w:type="spellEnd"/>
     </w:p>
     <w:p>
       <w:pPr>
